--- a/scratch/scratch-whac-a-mole.docx
+++ b/scratch/scratch-whac-a-mole.docx
@@ -1,6 +1,6 @@
 
 <file path=word/document.xml><?xml version="1.0" encoding="utf-8"?>
-<w:document xmlns:wpc="http://schemas.microsoft.com/office/word/2010/wordprocessingCanvas" xmlns:cx="http://schemas.microsoft.com/office/drawing/2014/chartex" xmlns:cx1="http://schemas.microsoft.com/office/drawing/2015/9/8/chartex" xmlns:cx2="http://schemas.microsoft.com/office/drawing/2015/10/21/chartex" xmlns:cx3="http://schemas.microsoft.com/office/drawing/2016/5/9/chartex" xmlns:cx4="http://schemas.microsoft.com/office/drawing/2016/5/10/chartex" xmlns:cx5="http://schemas.microsoft.com/office/drawing/2016/5/11/chartex" xmlns:cx6="http://schemas.microsoft.com/office/drawing/2016/5/12/chartex" xmlns:cx7="http://schemas.microsoft.com/office/drawing/2016/5/13/chartex" xmlns:cx8="http://schemas.microsoft.com/office/drawing/2016/5/14/chartex" xmlns:mc="http://schemas.openxmlformats.org/markup-compatibility/2006" xmlns:aink="http://schemas.microsoft.com/office/drawing/2016/ink" xmlns:am3d="http://schemas.microsoft.com/office/drawing/2017/model3d" xmlns:o="urn:schemas-microsoft-com:office:office" xmlns:oel="http://schemas.microsoft.com/office/2019/extlst" xmlns:r="http://schemas.openxmlformats.org/officeDocument/2006/relationships" xmlns:m="http://schemas.openxmlformats.org/officeDocument/2006/math" xmlns:v="urn:schemas-microsoft-com:vml" xmlns:wp14="http://schemas.microsoft.com/office/word/2010/wordprocessingDrawing" xmlns:wp="http://schemas.openxmlformats.org/drawingml/2006/wordprocessingDrawing" xmlns:w10="urn:schemas-microsoft-com:office:word" xmlns:w="http://schemas.openxmlformats.org/wordprocessingml/2006/main" xmlns:w14="http://schemas.microsoft.com/office/word/2010/wordml" xmlns:w15="http://schemas.microsoft.com/office/word/2012/wordml" xmlns:w16cex="http://schemas.microsoft.com/office/word/2018/wordml/cex" xmlns:w16cid="http://schemas.microsoft.com/office/word/2016/wordml/cid" xmlns:w16="http://schemas.microsoft.com/office/word/2018/wordml" xmlns:w16sdtdh="http://schemas.microsoft.com/office/word/2020/wordml/sdtdatahash" xmlns:w16se="http://schemas.microsoft.com/office/word/2015/wordml/symex" xmlns:wpg="http://schemas.microsoft.com/office/word/2010/wordprocessingGroup" xmlns:wpi="http://schemas.microsoft.com/office/word/2010/wordprocessingInk" xmlns:wne="http://schemas.microsoft.com/office/word/2006/wordml" xmlns:wps="http://schemas.microsoft.com/office/word/2010/wordprocessingShape" mc:Ignorable="w14 w15 w16se w16cid w16 w16cex w16sdtdh wp14">
+<w:document xmlns:wpc="http://schemas.microsoft.com/office/word/2010/wordprocessingCanvas" xmlns:cx="http://schemas.microsoft.com/office/drawing/2014/chartex" xmlns:cx1="http://schemas.microsoft.com/office/drawing/2015/9/8/chartex" xmlns:cx2="http://schemas.microsoft.com/office/drawing/2015/10/21/chartex" xmlns:cx3="http://schemas.microsoft.com/office/drawing/2016/5/9/chartex" xmlns:cx4="http://schemas.microsoft.com/office/drawing/2016/5/10/chartex" xmlns:cx5="http://schemas.microsoft.com/office/drawing/2016/5/11/chartex" xmlns:cx6="http://schemas.microsoft.com/office/drawing/2016/5/12/chartex" xmlns:cx7="http://schemas.microsoft.com/office/drawing/2016/5/13/chartex" xmlns:cx8="http://schemas.microsoft.com/office/drawing/2016/5/14/chartex" xmlns:mc="http://schemas.openxmlformats.org/markup-compatibility/2006" xmlns:aink="http://schemas.microsoft.com/office/drawing/2016/ink" xmlns:am3d="http://schemas.microsoft.com/office/drawing/2017/model3d" xmlns:o="urn:schemas-microsoft-com:office:office" xmlns:oel="http://schemas.microsoft.com/office/2019/extlst" xmlns:r="http://schemas.openxmlformats.org/officeDocument/2006/relationships" xmlns:m="http://schemas.openxmlformats.org/officeDocument/2006/math" xmlns:v="urn:schemas-microsoft-com:vml" xmlns:wp14="http://schemas.microsoft.com/office/word/2010/wordprocessingDrawing" xmlns:wp="http://schemas.openxmlformats.org/drawingml/2006/wordprocessingDrawing" xmlns:w10="urn:schemas-microsoft-com:office:word" xmlns:w="http://schemas.openxmlformats.org/wordprocessingml/2006/main" xmlns:w14="http://schemas.microsoft.com/office/word/2010/wordml" xmlns:w15="http://schemas.microsoft.com/office/word/2012/wordml" xmlns:w16cex="http://schemas.microsoft.com/office/word/2018/wordml/cex" xmlns:w16cid="http://schemas.microsoft.com/office/word/2016/wordml/cid" xmlns:w16="http://schemas.microsoft.com/office/word/2018/wordml" xmlns:w16du="http://schemas.microsoft.com/office/word/2023/wordml/word16du" xmlns:w16sdtdh="http://schemas.microsoft.com/office/word/2020/wordml/sdtdatahash" xmlns:w16sdtfl="http://schemas.microsoft.com/office/word/2024/wordml/sdtformatlock" xmlns:w16se="http://schemas.microsoft.com/office/word/2015/wordml/symex" xmlns:wpg="http://schemas.microsoft.com/office/word/2010/wordprocessingGroup" xmlns:wpi="http://schemas.microsoft.com/office/word/2010/wordprocessingInk" xmlns:wne="http://schemas.microsoft.com/office/word/2006/wordml" xmlns:wps="http://schemas.microsoft.com/office/word/2010/wordprocessingShape" mc:Ignorable="w14 w15 w16se w16cid w16 w16cex w16sdtdh w16sdtfl w16du wp14">
   <w:body>
     <w:p>
       <w:r>
@@ -488,105 +488,27 @@
       </w:pPr>
       <w:r>
         <w:rPr>
-          <w:i/>
-          <w:iCs/>
-          <w:sz w:val="40"/>
-          <w:szCs w:val="40"/>
-        </w:rPr>
-        <w:t>This is an animated GIF includ</w:t>
-      </w:r>
-      <w:r>
-        <w:rPr>
-          <w:i/>
-          <w:iCs/>
-          <w:sz w:val="40"/>
-          <w:szCs w:val="40"/>
-        </w:rPr>
-        <w:t>ing</w:t>
-      </w:r>
-      <w:r>
-        <w:rPr>
-          <w:i/>
-          <w:iCs/>
-          <w:sz w:val="40"/>
-          <w:szCs w:val="40"/>
-        </w:rPr>
-        <w:t xml:space="preserve"> costumes for the mole being both </w:t>
-      </w:r>
-      <w:r>
-        <w:rPr>
-          <w:i/>
-          <w:iCs/>
-          <w:sz w:val="40"/>
-          <w:szCs w:val="40"/>
-        </w:rPr>
-        <w:t>down</w:t>
-      </w:r>
-      <w:r>
-        <w:rPr>
-          <w:i/>
-          <w:iCs/>
-          <w:sz w:val="40"/>
-          <w:szCs w:val="40"/>
-        </w:rPr>
-        <w:t xml:space="preserve"> &amp; </w:t>
-      </w:r>
-      <w:r>
-        <w:rPr>
-          <w:i/>
-          <w:iCs/>
-          <w:sz w:val="40"/>
-          <w:szCs w:val="40"/>
-        </w:rPr>
-        <w:t>up</w:t>
-      </w:r>
-      <w:r>
-        <w:rPr>
-          <w:i/>
-          <w:iCs/>
-          <w:sz w:val="40"/>
-          <w:szCs w:val="40"/>
-        </w:rPr>
-        <w:t>.</w:t>
-      </w:r>
-    </w:p>
-    <w:p>
-      <w:pPr>
-        <w:pStyle w:val="ListParagraph"/>
-        <w:numPr>
-          <w:ilvl w:val="0"/>
-          <w:numId w:val="5"/>
-        </w:numPr>
-        <w:spacing w:line="276" w:lineRule="auto"/>
-        <w:ind w:left="284"/>
-        <w:rPr>
-          <w:sz w:val="40"/>
-          <w:szCs w:val="40"/>
-        </w:rPr>
-      </w:pPr>
-      <w:r>
-        <w:rPr>
           <w:noProof/>
           <w:sz w:val="40"/>
           <w:szCs w:val="40"/>
         </w:rPr>
         <w:drawing>
-          <wp:anchor distT="0" distB="0" distL="114300" distR="114300" simplePos="0" relativeHeight="251664384" behindDoc="1" locked="0" layoutInCell="1" allowOverlap="1" wp14:anchorId="08C6497F" wp14:editId="2827C04E">
+          <wp:anchor distT="0" distB="0" distL="114300" distR="114300" simplePos="0" relativeHeight="251664384" behindDoc="1" locked="0" layoutInCell="1" allowOverlap="1" wp14:anchorId="08C6497F" wp14:editId="5B62D866">
             <wp:simplePos x="0" y="0"/>
             <wp:positionH relativeFrom="column">
-              <wp:posOffset>4867654</wp:posOffset>
+              <wp:posOffset>4464685</wp:posOffset>
             </wp:positionH>
             <wp:positionV relativeFrom="paragraph">
-              <wp:posOffset>246294</wp:posOffset>
+              <wp:posOffset>749935</wp:posOffset>
             </wp:positionV>
-            <wp:extent cx="1666240" cy="1049020"/>
-            <wp:effectExtent l="0" t="0" r="0" b="5080"/>
+            <wp:extent cx="2077720" cy="1308100"/>
+            <wp:effectExtent l="0" t="0" r="5080" b="0"/>
             <wp:wrapTight wrapText="bothSides">
               <wp:wrapPolygon edited="0">
                 <wp:start x="0" y="0"/>
-                <wp:lineTo x="0" y="21443"/>
-                <wp:lineTo x="21402" y="21443"/>
-                <wp:lineTo x="21402" y="0"/>
+                <wp:lineTo x="0" y="21390"/>
+                <wp:lineTo x="21521" y="21390"/>
+                <wp:lineTo x="21521" y="0"/>
                 <wp:lineTo x="0" y="0"/>
               </wp:wrapPolygon>
             </wp:wrapTight>
@@ -616,7 +538,7 @@
                   <pic:spPr>
                     <a:xfrm>
                       <a:off x="0" y="0"/>
-                      <a:ext cx="1666240" cy="1049020"/>
+                      <a:ext cx="2077720" cy="1308100"/>
                     </a:xfrm>
                     <a:prstGeom prst="rect">
                       <a:avLst/>
@@ -636,48 +558,62 @@
       </w:r>
       <w:r>
         <w:rPr>
-          <w:sz w:val="40"/>
-          <w:szCs w:val="40"/>
-        </w:rPr>
-        <w:t xml:space="preserve">Keep track of the number of moles you whack by adding a score. </w:t>
-      </w:r>
-      <w:r>
-        <w:rPr>
-          <w:b/>
-          <w:bCs/>
-          <w:color w:val="FF9400"/>
-          <w:sz w:val="40"/>
-          <w:szCs w:val="40"/>
-        </w:rPr>
-        <w:t>Make a variable</w:t>
-      </w:r>
-      <w:r>
-        <w:rPr>
-          <w:color w:val="FFC000"/>
-          <w:sz w:val="40"/>
-          <w:szCs w:val="40"/>
-        </w:rPr>
-        <w:t xml:space="preserve"> </w:t>
-      </w:r>
-      <w:r>
-        <w:rPr>
-          <w:sz w:val="40"/>
-          <w:szCs w:val="40"/>
-        </w:rPr>
-        <w:t xml:space="preserve">(for all sprites) called </w:t>
-      </w:r>
-      <w:r>
-        <w:rPr>
-          <w:b/>
-          <w:bCs/>
-          <w:color w:val="FF9400"/>
-          <w:sz w:val="40"/>
-          <w:szCs w:val="40"/>
-        </w:rPr>
-        <w:t>score</w:t>
-      </w:r>
-      <w:r>
-        <w:rPr>
+          <w:i/>
+          <w:iCs/>
+          <w:sz w:val="40"/>
+          <w:szCs w:val="40"/>
+        </w:rPr>
+        <w:t>This is an animated GIF includ</w:t>
+      </w:r>
+      <w:r>
+        <w:rPr>
+          <w:i/>
+          <w:iCs/>
+          <w:sz w:val="40"/>
+          <w:szCs w:val="40"/>
+        </w:rPr>
+        <w:t>ing</w:t>
+      </w:r>
+      <w:r>
+        <w:rPr>
+          <w:i/>
+          <w:iCs/>
+          <w:sz w:val="40"/>
+          <w:szCs w:val="40"/>
+        </w:rPr>
+        <w:t xml:space="preserve"> costumes for the mole being both </w:t>
+      </w:r>
+      <w:r>
+        <w:rPr>
+          <w:i/>
+          <w:iCs/>
+          <w:sz w:val="40"/>
+          <w:szCs w:val="40"/>
+        </w:rPr>
+        <w:t>down</w:t>
+      </w:r>
+      <w:r>
+        <w:rPr>
+          <w:i/>
+          <w:iCs/>
+          <w:sz w:val="40"/>
+          <w:szCs w:val="40"/>
+        </w:rPr>
+        <w:t xml:space="preserve"> &amp; </w:t>
+      </w:r>
+      <w:r>
+        <w:rPr>
+          <w:i/>
+          <w:iCs/>
+          <w:sz w:val="40"/>
+          <w:szCs w:val="40"/>
+        </w:rPr>
+        <w:t>up</w:t>
+      </w:r>
+      <w:r>
+        <w:rPr>
+          <w:i/>
+          <w:iCs/>
           <w:sz w:val="40"/>
           <w:szCs w:val="40"/>
         </w:rPr>
@@ -703,7 +639,49 @@
           <w:sz w:val="40"/>
           <w:szCs w:val="40"/>
         </w:rPr>
-        <w:t xml:space="preserve">Clear the score at the start of the game. </w:t>
+        <w:t xml:space="preserve">Keep track of the number of moles you whack by adding a score. </w:t>
+      </w:r>
+      <w:r>
+        <w:rPr>
+          <w:b/>
+          <w:bCs/>
+          <w:color w:val="FF9400"/>
+          <w:sz w:val="40"/>
+          <w:szCs w:val="40"/>
+        </w:rPr>
+        <w:t>Make a variable</w:t>
+      </w:r>
+      <w:r>
+        <w:rPr>
+          <w:color w:val="FFC000"/>
+          <w:sz w:val="40"/>
+          <w:szCs w:val="40"/>
+        </w:rPr>
+        <w:t xml:space="preserve"> </w:t>
+      </w:r>
+      <w:r>
+        <w:rPr>
+          <w:sz w:val="40"/>
+          <w:szCs w:val="40"/>
+        </w:rPr>
+        <w:t xml:space="preserve">(for all sprites) called </w:t>
+      </w:r>
+      <w:r>
+        <w:rPr>
+          <w:b/>
+          <w:bCs/>
+          <w:color w:val="FF9400"/>
+          <w:sz w:val="40"/>
+          <w:szCs w:val="40"/>
+        </w:rPr>
+        <w:t>score</w:t>
+      </w:r>
+      <w:r>
+        <w:rPr>
+          <w:sz w:val="40"/>
+          <w:szCs w:val="40"/>
+        </w:rPr>
+        <w:t>.</w:t>
       </w:r>
     </w:p>
     <w:p>
@@ -722,27 +700,49 @@
       </w:pPr>
       <w:r>
         <w:rPr>
+          <w:sz w:val="40"/>
+          <w:szCs w:val="40"/>
+        </w:rPr>
+        <w:t xml:space="preserve">Clear the score at the start of the game. </w:t>
+      </w:r>
+    </w:p>
+    <w:p>
+      <w:pPr>
+        <w:pStyle w:val="ListParagraph"/>
+        <w:numPr>
+          <w:ilvl w:val="0"/>
+          <w:numId w:val="5"/>
+        </w:numPr>
+        <w:spacing w:line="276" w:lineRule="auto"/>
+        <w:ind w:left="284"/>
+        <w:rPr>
+          <w:sz w:val="40"/>
+          <w:szCs w:val="40"/>
+        </w:rPr>
+      </w:pPr>
+      <w:r>
+        <w:rPr>
           <w:noProof/>
           <w:sz w:val="40"/>
           <w:szCs w:val="40"/>
         </w:rPr>
         <w:drawing>
-          <wp:anchor distT="0" distB="0" distL="114300" distR="114300" simplePos="0" relativeHeight="251665408" behindDoc="1" locked="0" layoutInCell="1" allowOverlap="1" wp14:anchorId="4AFEE1FA" wp14:editId="0F1AE511">
+          <wp:anchor distT="0" distB="0" distL="114300" distR="114300" simplePos="0" relativeHeight="251665408" behindDoc="1" locked="0" layoutInCell="1" allowOverlap="1" wp14:anchorId="4AFEE1FA" wp14:editId="7E7B8A28">
             <wp:simplePos x="0" y="0"/>
             <wp:positionH relativeFrom="column">
-              <wp:posOffset>-110490</wp:posOffset>
+              <wp:posOffset>-114300</wp:posOffset>
             </wp:positionH>
             <wp:positionV relativeFrom="paragraph">
-              <wp:posOffset>132915</wp:posOffset>
+              <wp:posOffset>134620</wp:posOffset>
             </wp:positionV>
-            <wp:extent cx="2449830" cy="1908175"/>
-            <wp:effectExtent l="0" t="0" r="1270" b="0"/>
+            <wp:extent cx="2959100" cy="2304415"/>
+            <wp:effectExtent l="0" t="0" r="0" b="0"/>
             <wp:wrapTight wrapText="bothSides">
               <wp:wrapPolygon edited="0">
                 <wp:start x="0" y="0"/>
-                <wp:lineTo x="0" y="21420"/>
-                <wp:lineTo x="21499" y="21420"/>
-                <wp:lineTo x="21499" y="0"/>
+                <wp:lineTo x="0" y="21427"/>
+                <wp:lineTo x="21507" y="21427"/>
+                <wp:lineTo x="21507" y="0"/>
                 <wp:lineTo x="0" y="0"/>
               </wp:wrapPolygon>
             </wp:wrapTight>
@@ -772,7 +772,7 @@
                   <pic:spPr>
                     <a:xfrm>
                       <a:off x="0" y="0"/>
-                      <a:ext cx="2449830" cy="1908175"/>
+                      <a:ext cx="2959100" cy="2304415"/>
                     </a:xfrm>
                     <a:prstGeom prst="rect">
                       <a:avLst/>
@@ -923,22 +923,22 @@
         </w:rPr>
         <w:lastRenderedPageBreak/>
         <w:drawing>
-          <wp:anchor distT="0" distB="0" distL="114300" distR="114300" simplePos="0" relativeHeight="251666432" behindDoc="1" locked="0" layoutInCell="1" allowOverlap="1" wp14:anchorId="173D22D4" wp14:editId="6743C0EF">
+          <wp:anchor distT="0" distB="0" distL="114300" distR="114300" simplePos="0" relativeHeight="251666432" behindDoc="1" locked="0" layoutInCell="1" allowOverlap="1" wp14:anchorId="173D22D4" wp14:editId="00B88D18">
             <wp:simplePos x="0" y="0"/>
             <wp:positionH relativeFrom="column">
-              <wp:posOffset>4234180</wp:posOffset>
+              <wp:posOffset>3444875</wp:posOffset>
             </wp:positionH>
             <wp:positionV relativeFrom="paragraph">
-              <wp:posOffset>140940</wp:posOffset>
+              <wp:posOffset>139700</wp:posOffset>
             </wp:positionV>
-            <wp:extent cx="2350135" cy="1521460"/>
-            <wp:effectExtent l="0" t="0" r="0" b="2540"/>
+            <wp:extent cx="3138170" cy="2032000"/>
+            <wp:effectExtent l="0" t="0" r="0" b="0"/>
             <wp:wrapTight wrapText="bothSides">
               <wp:wrapPolygon edited="0">
                 <wp:start x="0" y="0"/>
-                <wp:lineTo x="0" y="21456"/>
-                <wp:lineTo x="21477" y="21456"/>
-                <wp:lineTo x="21477" y="0"/>
+                <wp:lineTo x="0" y="21465"/>
+                <wp:lineTo x="21504" y="21465"/>
+                <wp:lineTo x="21504" y="0"/>
                 <wp:lineTo x="0" y="0"/>
               </wp:wrapPolygon>
             </wp:wrapTight>
@@ -968,7 +968,7 @@
                   <pic:spPr>
                     <a:xfrm>
                       <a:off x="0" y="0"/>
-                      <a:ext cx="2350135" cy="1521460"/>
+                      <a:ext cx="3138170" cy="2032000"/>
                     </a:xfrm>
                     <a:prstGeom prst="rect">
                       <a:avLst/>
@@ -1171,41 +1171,276 @@
     <w:p>
       <w:pPr>
         <w:pStyle w:val="ListParagraph"/>
+        <w:numPr>
+          <w:ilvl w:val="0"/>
+          <w:numId w:val="5"/>
+        </w:numPr>
         <w:spacing w:line="276" w:lineRule="auto"/>
-        <w:rPr>
-          <w:sz w:val="40"/>
-          <w:szCs w:val="40"/>
-        </w:rPr>
-      </w:pPr>
+        <w:ind w:left="1134" w:right="-478" w:hanging="708"/>
+        <w:rPr>
+          <w:sz w:val="40"/>
+          <w:szCs w:val="40"/>
+        </w:rPr>
+      </w:pPr>
+      <w:r>
+        <w:rPr>
+          <w:sz w:val="40"/>
+          <w:szCs w:val="40"/>
+        </w:rPr>
+        <w:t xml:space="preserve">Add a sound effect to the mole. On the </w:t>
+      </w:r>
+      <w:r>
+        <w:rPr>
+          <w:b/>
+          <w:bCs/>
+          <w:sz w:val="40"/>
+          <w:szCs w:val="40"/>
+        </w:rPr>
+        <w:t>sounds</w:t>
+      </w:r>
+      <w:r>
+        <w:rPr>
+          <w:sz w:val="40"/>
+          <w:szCs w:val="40"/>
+        </w:rPr>
+        <w:t xml:space="preserve"> tab click </w:t>
+      </w:r>
+      <w:r>
+        <w:rPr>
+          <w:b/>
+          <w:bCs/>
+          <w:sz w:val="40"/>
+          <w:szCs w:val="40"/>
+        </w:rPr>
+        <w:t>choose a sound</w:t>
+      </w:r>
+      <w:r>
+        <w:rPr>
+          <w:sz w:val="40"/>
+          <w:szCs w:val="40"/>
+        </w:rPr>
+        <w:t>. I added a “croak” sound.</w:t>
+      </w:r>
     </w:p>
     <w:p>
       <w:pPr>
+        <w:pStyle w:val="ListParagraph"/>
+        <w:numPr>
+          <w:ilvl w:val="0"/>
+          <w:numId w:val="5"/>
+        </w:numPr>
         <w:spacing w:line="276" w:lineRule="auto"/>
-        <w:ind w:left="360"/>
-        <w:rPr>
-          <w:i/>
-          <w:iCs/>
-          <w:sz w:val="40"/>
-          <w:szCs w:val="40"/>
-        </w:rPr>
-      </w:pPr>
-      <w:r>
-        <w:rPr>
-          <w:i/>
-          <w:iCs/>
-          <w:sz w:val="40"/>
-          <w:szCs w:val="40"/>
-        </w:rPr>
-        <w:t>To make the game harder, y</w:t>
-      </w:r>
-      <w:r>
-        <w:rPr>
-          <w:i/>
-          <w:iCs/>
-          <w:sz w:val="40"/>
-          <w:szCs w:val="40"/>
-        </w:rPr>
-        <w:t xml:space="preserve">ou can </w:t>
+        <w:ind w:left="1134" w:hanging="708"/>
+        <w:rPr>
+          <w:sz w:val="40"/>
+          <w:szCs w:val="40"/>
+        </w:rPr>
+      </w:pPr>
+      <w:r>
+        <w:rPr>
+          <w:noProof/>
+          <w:sz w:val="40"/>
+          <w:szCs w:val="40"/>
+        </w:rPr>
+        <w:drawing>
+          <wp:anchor distT="0" distB="0" distL="114300" distR="114300" simplePos="0" relativeHeight="251667456" behindDoc="1" locked="0" layoutInCell="1" allowOverlap="1" wp14:anchorId="102A3809" wp14:editId="012F51C8">
+            <wp:simplePos x="0" y="0"/>
+            <wp:positionH relativeFrom="column">
+              <wp:posOffset>4457700</wp:posOffset>
+            </wp:positionH>
+            <wp:positionV relativeFrom="paragraph">
+              <wp:posOffset>69215</wp:posOffset>
+            </wp:positionV>
+            <wp:extent cx="1854200" cy="698500"/>
+            <wp:effectExtent l="0" t="0" r="0" b="0"/>
+            <wp:wrapTight wrapText="bothSides">
+              <wp:wrapPolygon edited="0">
+                <wp:start x="0" y="0"/>
+                <wp:lineTo x="0" y="21207"/>
+                <wp:lineTo x="21452" y="21207"/>
+                <wp:lineTo x="21452" y="0"/>
+                <wp:lineTo x="0" y="0"/>
+              </wp:wrapPolygon>
+            </wp:wrapTight>
+            <wp:docPr id="223617012" name="Picture 1"/>
+            <wp:cNvGraphicFramePr>
+              <a:graphicFrameLocks xmlns:a="http://schemas.openxmlformats.org/drawingml/2006/main" noChangeAspect="1"/>
+            </wp:cNvGraphicFramePr>
+            <a:graphic xmlns:a="http://schemas.openxmlformats.org/drawingml/2006/main">
+              <a:graphicData uri="http://schemas.openxmlformats.org/drawingml/2006/picture">
+                <pic:pic xmlns:pic="http://schemas.openxmlformats.org/drawingml/2006/picture">
+                  <pic:nvPicPr>
+                    <pic:cNvPr id="223617012" name="Picture 223617012"/>
+                    <pic:cNvPicPr/>
+                  </pic:nvPicPr>
+                  <pic:blipFill>
+                    <a:blip r:embed="rId13">
+                      <a:extLst>
+                        <a:ext uri="{28A0092B-C50C-407E-A947-70E740481C1C}">
+                          <a14:useLocalDpi xmlns:a14="http://schemas.microsoft.com/office/drawing/2010/main" val="0"/>
+                        </a:ext>
+                      </a:extLst>
+                    </a:blip>
+                    <a:stretch>
+                      <a:fillRect/>
+                    </a:stretch>
+                  </pic:blipFill>
+                  <pic:spPr>
+                    <a:xfrm>
+                      <a:off x="0" y="0"/>
+                      <a:ext cx="1854200" cy="698500"/>
+                    </a:xfrm>
+                    <a:prstGeom prst="rect">
+                      <a:avLst/>
+                    </a:prstGeom>
+                  </pic:spPr>
+                </pic:pic>
+              </a:graphicData>
+            </a:graphic>
+            <wp14:sizeRelH relativeFrom="page">
+              <wp14:pctWidth>0</wp14:pctWidth>
+            </wp14:sizeRelH>
+            <wp14:sizeRelV relativeFrom="page">
+              <wp14:pctHeight>0</wp14:pctHeight>
+            </wp14:sizeRelV>
+          </wp:anchor>
+        </w:drawing>
+      </w:r>
+      <w:r>
+        <w:rPr>
+          <w:sz w:val="40"/>
+          <w:szCs w:val="40"/>
+        </w:rPr>
+        <w:t xml:space="preserve">Add this code to the </w:t>
+      </w:r>
+      <w:r>
+        <w:rPr>
+          <w:b/>
+          <w:bCs/>
+          <w:color w:val="C45911" w:themeColor="accent2" w:themeShade="BF"/>
+          <w:sz w:val="40"/>
+          <w:szCs w:val="40"/>
+        </w:rPr>
+        <w:t>if</w:t>
+      </w:r>
+      <w:r>
+        <w:rPr>
+          <w:color w:val="C45911" w:themeColor="accent2" w:themeShade="BF"/>
+          <w:sz w:val="40"/>
+          <w:szCs w:val="40"/>
+        </w:rPr>
+        <w:t xml:space="preserve"> </w:t>
+      </w:r>
+      <w:r>
+        <w:rPr>
+          <w:sz w:val="40"/>
+          <w:szCs w:val="40"/>
+        </w:rPr>
+        <w:t xml:space="preserve">block above to </w:t>
+      </w:r>
+      <w:r>
+        <w:rPr>
+          <w:b/>
+          <w:bCs/>
+          <w:color w:val="7030A0"/>
+          <w:sz w:val="40"/>
+          <w:szCs w:val="40"/>
+        </w:rPr>
+        <w:t>s</w:t>
+      </w:r>
+      <w:r>
+        <w:rPr>
+          <w:b/>
+          <w:bCs/>
+          <w:color w:val="7030A0"/>
+          <w:sz w:val="40"/>
+          <w:szCs w:val="40"/>
+        </w:rPr>
+        <w:t>tart</w:t>
+      </w:r>
+      <w:r>
+        <w:rPr>
+          <w:color w:val="7030A0"/>
+          <w:sz w:val="40"/>
+          <w:szCs w:val="40"/>
+        </w:rPr>
+        <w:t xml:space="preserve"> </w:t>
+      </w:r>
+      <w:r>
+        <w:rPr>
+          <w:sz w:val="40"/>
+          <w:szCs w:val="40"/>
+        </w:rPr>
+        <w:t>playing the sound i</w:t>
+      </w:r>
+      <w:r>
+        <w:rPr>
+          <w:sz w:val="40"/>
+          <w:szCs w:val="40"/>
+        </w:rPr>
+        <w:t>f</w:t>
+      </w:r>
+      <w:r>
+        <w:rPr>
+          <w:sz w:val="40"/>
+          <w:szCs w:val="40"/>
+        </w:rPr>
+        <w:t xml:space="preserve"> the</w:t>
+      </w:r>
+      <w:r>
+        <w:rPr>
+          <w:sz w:val="40"/>
+          <w:szCs w:val="40"/>
+        </w:rPr>
+        <w:t xml:space="preserve"> mole is hit.</w:t>
+      </w:r>
+    </w:p>
+    <w:p>
+      <w:pPr>
+        <w:spacing w:before="240" w:after="240" w:line="276" w:lineRule="auto"/>
+        <w:ind w:left="357"/>
+        <w:rPr>
+          <w:i/>
+          <w:iCs/>
+          <w:sz w:val="40"/>
+          <w:szCs w:val="40"/>
+        </w:rPr>
+      </w:pPr>
+      <w:r>
+        <w:rPr>
+          <w:i/>
+          <w:iCs/>
+          <w:sz w:val="40"/>
+          <w:szCs w:val="40"/>
+        </w:rPr>
+        <w:t>M</w:t>
+      </w:r>
+      <w:r>
+        <w:rPr>
+          <w:i/>
+          <w:iCs/>
+          <w:sz w:val="40"/>
+          <w:szCs w:val="40"/>
+        </w:rPr>
+        <w:t xml:space="preserve">ake the game harder </w:t>
+      </w:r>
+      <w:r>
+        <w:rPr>
+          <w:i/>
+          <w:iCs/>
+          <w:sz w:val="40"/>
+          <w:szCs w:val="40"/>
+        </w:rPr>
+        <w:t>by</w:t>
+      </w:r>
+      <w:r>
+        <w:rPr>
+          <w:i/>
+          <w:iCs/>
+          <w:sz w:val="40"/>
+          <w:szCs w:val="40"/>
+        </w:rPr>
+        <w:t xml:space="preserve"> </w:t>
       </w:r>
       <w:r>
         <w:rPr>
@@ -1227,7 +1462,18 @@
           <w:sz w:val="40"/>
           <w:szCs w:val="40"/>
         </w:rPr>
-        <w:t>uplicate</w:t>
+        <w:t>uplicat</w:t>
+      </w:r>
+      <w:r>
+        <w:rPr>
+          <w:b/>
+          <w:bCs/>
+          <w:i/>
+          <w:iCs/>
+          <w:sz w:val="40"/>
+          <w:szCs w:val="40"/>
+        </w:rPr>
+        <w:t>ing</w:t>
       </w:r>
       <w:r>
         <w:rPr>
@@ -1245,25 +1491,16 @@
           <w:sz w:val="40"/>
           <w:szCs w:val="40"/>
         </w:rPr>
-        <w:t>like</w:t>
-      </w:r>
-      <w:r>
-        <w:rPr>
-          <w:i/>
-          <w:iCs/>
-          <w:sz w:val="40"/>
-          <w:szCs w:val="40"/>
-        </w:rPr>
-        <w:t>,</w:t>
-      </w:r>
-      <w:r>
-        <w:rPr>
-          <w:i/>
-          <w:iCs/>
-          <w:sz w:val="40"/>
-          <w:szCs w:val="40"/>
-        </w:rPr>
-        <w:t xml:space="preserve"> and </w:t>
+        <w:t>like and</w:t>
+      </w:r>
+      <w:r>
+        <w:rPr>
+          <w:i/>
+          <w:iCs/>
+          <w:sz w:val="40"/>
+          <w:szCs w:val="40"/>
+        </w:rPr>
+        <w:t xml:space="preserve"> </w:t>
       </w:r>
       <w:r>
         <w:rPr>
@@ -1338,7 +1575,7 @@
                     <pic:cNvPicPr/>
                   </pic:nvPicPr>
                   <pic:blipFill>
-                    <a:blip r:embed="rId13">
+                    <a:blip r:embed="rId14">
                       <a:extLst>
                         <a:ext uri="{28A0092B-C50C-407E-A947-70E740481C1C}">
                           <a14:useLocalDpi xmlns:a14="http://schemas.microsoft.com/office/drawing/2010/main" val="0"/>
@@ -1408,6 +1645,8 @@
     <w:p>
       <w:pPr>
         <w:rPr>
+          <w:i/>
+          <w:iCs/>
           <w:sz w:val="40"/>
           <w:szCs w:val="40"/>
         </w:rPr>
@@ -1415,55 +1654,6 @@
     </w:p>
     <w:p>
       <w:pPr>
-        <w:ind w:left="426"/>
-        <w:rPr>
-          <w:i/>
-          <w:iCs/>
-          <w:sz w:val="40"/>
-          <w:szCs w:val="40"/>
-        </w:rPr>
-      </w:pPr>
-      <w:r>
-        <w:rPr>
-          <w:i/>
-          <w:iCs/>
-          <w:sz w:val="40"/>
-          <w:szCs w:val="40"/>
-        </w:rPr>
-        <w:t>What</w:t>
-      </w:r>
-      <w:r>
-        <w:rPr>
-          <w:i/>
-          <w:iCs/>
-          <w:sz w:val="40"/>
-          <w:szCs w:val="40"/>
-        </w:rPr>
-        <w:t xml:space="preserve"> sound effects</w:t>
-      </w:r>
-      <w:r>
-        <w:rPr>
-          <w:i/>
-          <w:iCs/>
-          <w:sz w:val="40"/>
-          <w:szCs w:val="40"/>
-        </w:rPr>
-        <w:t xml:space="preserve"> could you add?</w:t>
-      </w:r>
-    </w:p>
-    <w:p>
-      <w:pPr>
-        <w:ind w:left="426"/>
-        <w:rPr>
-          <w:i/>
-          <w:iCs/>
-          <w:sz w:val="40"/>
-          <w:szCs w:val="40"/>
-        </w:rPr>
-      </w:pPr>
-    </w:p>
-    <w:p>
-      <w:pPr>
         <w:rPr>
           <w:b/>
           <w:bCs/>
@@ -1564,7 +1754,6 @@
         </w:rPr>
         <w:t xml:space="preserve"> Save </w:t>
       </w:r>
-      <w:proofErr w:type="gramStart"/>
       <w:r>
         <w:rPr>
           <w:b/>
@@ -1587,7 +1776,6 @@
         </w:rPr>
         <w:t>ow</w:t>
       </w:r>
-      <w:proofErr w:type="gramEnd"/>
     </w:p>
     <w:p>
       <w:pPr>
@@ -1611,7 +1799,7 @@
 </file>
 
 <file path=word/numbering.xml><?xml version="1.0" encoding="utf-8"?>
-<w:numbering xmlns:wpc="http://schemas.microsoft.com/office/word/2010/wordprocessingCanvas" xmlns:cx="http://schemas.microsoft.com/office/drawing/2014/chartex" xmlns:cx1="http://schemas.microsoft.com/office/drawing/2015/9/8/chartex" xmlns:cx2="http://schemas.microsoft.com/office/drawing/2015/10/21/chartex" xmlns:cx3="http://schemas.microsoft.com/office/drawing/2016/5/9/chartex" xmlns:cx4="http://schemas.microsoft.com/office/drawing/2016/5/10/chartex" xmlns:cx5="http://schemas.microsoft.com/office/drawing/2016/5/11/chartex" xmlns:cx6="http://schemas.microsoft.com/office/drawing/2016/5/12/chartex" xmlns:cx7="http://schemas.microsoft.com/office/drawing/2016/5/13/chartex" xmlns:cx8="http://schemas.microsoft.com/office/drawing/2016/5/14/chartex" xmlns:mc="http://schemas.openxmlformats.org/markup-compatibility/2006" xmlns:aink="http://schemas.microsoft.com/office/drawing/2016/ink" xmlns:am3d="http://schemas.microsoft.com/office/drawing/2017/model3d" xmlns:o="urn:schemas-microsoft-com:office:office" xmlns:oel="http://schemas.microsoft.com/office/2019/extlst" xmlns:r="http://schemas.openxmlformats.org/officeDocument/2006/relationships" xmlns:m="http://schemas.openxmlformats.org/officeDocument/2006/math" xmlns:v="urn:schemas-microsoft-com:vml" xmlns:wp14="http://schemas.microsoft.com/office/word/2010/wordprocessingDrawing" xmlns:wp="http://schemas.openxmlformats.org/drawingml/2006/wordprocessingDrawing" xmlns:w10="urn:schemas-microsoft-com:office:word" xmlns:w="http://schemas.openxmlformats.org/wordprocessingml/2006/main" xmlns:w14="http://schemas.microsoft.com/office/word/2010/wordml" xmlns:w15="http://schemas.microsoft.com/office/word/2012/wordml" xmlns:w16cex="http://schemas.microsoft.com/office/word/2018/wordml/cex" xmlns:w16cid="http://schemas.microsoft.com/office/word/2016/wordml/cid" xmlns:w16="http://schemas.microsoft.com/office/word/2018/wordml" xmlns:w16sdtdh="http://schemas.microsoft.com/office/word/2020/wordml/sdtdatahash" xmlns:w16se="http://schemas.microsoft.com/office/word/2015/wordml/symex" xmlns:wpg="http://schemas.microsoft.com/office/word/2010/wordprocessingGroup" xmlns:wpi="http://schemas.microsoft.com/office/word/2010/wordprocessingInk" xmlns:wne="http://schemas.microsoft.com/office/word/2006/wordml" xmlns:wps="http://schemas.microsoft.com/office/word/2010/wordprocessingShape" mc:Ignorable="w14 w15 w16se w16cid w16 w16cex w16sdtdh wp14">
+<w:numbering xmlns:wpc="http://schemas.microsoft.com/office/word/2010/wordprocessingCanvas" xmlns:cx="http://schemas.microsoft.com/office/drawing/2014/chartex" xmlns:cx1="http://schemas.microsoft.com/office/drawing/2015/9/8/chartex" xmlns:cx2="http://schemas.microsoft.com/office/drawing/2015/10/21/chartex" xmlns:cx3="http://schemas.microsoft.com/office/drawing/2016/5/9/chartex" xmlns:cx4="http://schemas.microsoft.com/office/drawing/2016/5/10/chartex" xmlns:cx5="http://schemas.microsoft.com/office/drawing/2016/5/11/chartex" xmlns:cx6="http://schemas.microsoft.com/office/drawing/2016/5/12/chartex" xmlns:cx7="http://schemas.microsoft.com/office/drawing/2016/5/13/chartex" xmlns:cx8="http://schemas.microsoft.com/office/drawing/2016/5/14/chartex" xmlns:mc="http://schemas.openxmlformats.org/markup-compatibility/2006" xmlns:aink="http://schemas.microsoft.com/office/drawing/2016/ink" xmlns:am3d="http://schemas.microsoft.com/office/drawing/2017/model3d" xmlns:o="urn:schemas-microsoft-com:office:office" xmlns:oel="http://schemas.microsoft.com/office/2019/extlst" xmlns:r="http://schemas.openxmlformats.org/officeDocument/2006/relationships" xmlns:m="http://schemas.openxmlformats.org/officeDocument/2006/math" xmlns:v="urn:schemas-microsoft-com:vml" xmlns:wp14="http://schemas.microsoft.com/office/word/2010/wordprocessingDrawing" xmlns:wp="http://schemas.openxmlformats.org/drawingml/2006/wordprocessingDrawing" xmlns:w10="urn:schemas-microsoft-com:office:word" xmlns:w="http://schemas.openxmlformats.org/wordprocessingml/2006/main" xmlns:w14="http://schemas.microsoft.com/office/word/2010/wordml" xmlns:w15="http://schemas.microsoft.com/office/word/2012/wordml" xmlns:w16cex="http://schemas.microsoft.com/office/word/2018/wordml/cex" xmlns:w16cid="http://schemas.microsoft.com/office/word/2016/wordml/cid" xmlns:w16="http://schemas.microsoft.com/office/word/2018/wordml" xmlns:w16du="http://schemas.microsoft.com/office/word/2023/wordml/word16du" xmlns:w16sdtdh="http://schemas.microsoft.com/office/word/2020/wordml/sdtdatahash" xmlns:w16sdtfl="http://schemas.microsoft.com/office/word/2024/wordml/sdtformatlock" xmlns:w16se="http://schemas.microsoft.com/office/word/2015/wordml/symex" xmlns:wpg="http://schemas.microsoft.com/office/word/2010/wordprocessingGroup" xmlns:wpi="http://schemas.microsoft.com/office/word/2010/wordprocessingInk" xmlns:wne="http://schemas.microsoft.com/office/word/2006/wordml" xmlns:wps="http://schemas.microsoft.com/office/word/2010/wordprocessingShape" mc:Ignorable="w14 w15 w16se w16cid w16 w16cex w16sdtdh w16sdtfl w16du wp14">
   <w:abstractNum w:abstractNumId="0" w15:restartNumberingAfterBreak="0">
     <w:nsid w:val="03E92C09"/>
     <w:multiLevelType w:val="hybridMultilevel"/>
@@ -2203,7 +2391,7 @@
 </file>
 
 <file path=word/styles.xml><?xml version="1.0" encoding="utf-8"?>
-<w:styles xmlns:mc="http://schemas.openxmlformats.org/markup-compatibility/2006" xmlns:r="http://schemas.openxmlformats.org/officeDocument/2006/relationships" xmlns:w="http://schemas.openxmlformats.org/wordprocessingml/2006/main" xmlns:w14="http://schemas.microsoft.com/office/word/2010/wordml" xmlns:w15="http://schemas.microsoft.com/office/word/2012/wordml" xmlns:w16cex="http://schemas.microsoft.com/office/word/2018/wordml/cex" xmlns:w16cid="http://schemas.microsoft.com/office/word/2016/wordml/cid" xmlns:w16="http://schemas.microsoft.com/office/word/2018/wordml" xmlns:w16sdtdh="http://schemas.microsoft.com/office/word/2020/wordml/sdtdatahash" xmlns:w16se="http://schemas.microsoft.com/office/word/2015/wordml/symex" mc:Ignorable="w14 w15 w16se w16cid w16 w16cex w16sdtdh">
+<w:styles xmlns:mc="http://schemas.openxmlformats.org/markup-compatibility/2006" xmlns:r="http://schemas.openxmlformats.org/officeDocument/2006/relationships" xmlns:w="http://schemas.openxmlformats.org/wordprocessingml/2006/main" xmlns:w14="http://schemas.microsoft.com/office/word/2010/wordml" xmlns:w15="http://schemas.microsoft.com/office/word/2012/wordml" xmlns:w16cex="http://schemas.microsoft.com/office/word/2018/wordml/cex" xmlns:w16cid="http://schemas.microsoft.com/office/word/2016/wordml/cid" xmlns:w16="http://schemas.microsoft.com/office/word/2018/wordml" xmlns:w16du="http://schemas.microsoft.com/office/word/2023/wordml/word16du" xmlns:w16sdtdh="http://schemas.microsoft.com/office/word/2020/wordml/sdtdatahash" xmlns:w16sdtfl="http://schemas.microsoft.com/office/word/2024/wordml/sdtformatlock" xmlns:w16se="http://schemas.microsoft.com/office/word/2015/wordml/symex" mc:Ignorable="w14 w15 w16se w16cid w16 w16cex w16sdtdh w16sdtfl w16du">
   <w:docDefaults>
     <w:rPrDefault>
       <w:rPr>
@@ -2981,4 +3169,10 @@
     <ds:schemaRef ds:uri="http://schemas.openxmlformats.org/officeDocument/2006/bibliography"/>
   </ds:schemaRefs>
 </ds:datastoreItem>
+</file>
+
+<file path=docMetadata/LabelInfo.xml><?xml version="1.0" encoding="utf-8"?>
+<clbl:labelList xmlns:clbl="http://schemas.microsoft.com/office/2020/mipLabelMetadata">
+  <clbl:label id="{fc0de803-e079-4d4f-96bc-6f3b3b6923e3}" enabled="1" method="Privileged" siteId="{07ef1208-413c-4b5e-9cdd-64ef305754f0}" contentBits="0" removed="0"/>
+</clbl:labelList>
 </file>